--- a/defense/docs/front_matter/TITLE_PAGE_KZ_GOST_2026-08-13.docx
+++ b/defense/docs/front_matter/TITLE_PAGE_KZ_GOST_2026-08-13.docx
@@ -14,6 +14,7 @@
           <w:b/>
           <w:i w:val="0"/>
           <w:sz w:val="28"/>
+          <w:u w:val="none"/>
         </w:rPr>
         <w:t>Халықаралық ақпараттық технологиялар университеті</w:t>
       </w:r>
@@ -32,6 +33,7 @@
           <w:b w:val="0"/>
           <w:i w:val="0"/>
           <w:sz w:val="28"/>
+          <w:u w:val="none"/>
         </w:rPr>
         <w:t>ӘОЖ: 004.93:617.735</w:t>
       </w:r>
@@ -41,6 +43,7 @@
           <w:b w:val="0"/>
           <w:i w:val="0"/>
           <w:sz w:val="28"/>
+          <w:u w:val="none"/>
         </w:rPr>
         <w:tab/>
         <w:t>Қолжазба құқығында</w:t>
@@ -100,6 +103,7 @@
           <w:b/>
           <w:i w:val="0"/>
           <w:sz w:val="28"/>
+          <w:u w:val="none"/>
         </w:rPr>
         <w:t>ЕСМУХАМЕДОВ НҰРМАҒАНБЕТ СЕЙТҚАЛИҰЛЫ</w:t>
       </w:r>
@@ -140,8 +144,9 @@
           <w:b/>
           <w:i w:val="0"/>
           <w:sz w:val="32"/>
+          <w:u w:val="none"/>
         </w:rPr>
-        <w:t>Fundus кескіндерін жақсарту және CNN жіктеуі арқылы диабеттік ретинопатияны автоматтандырылған диагностикалау</w:t>
+        <w:t>Компьютерлік өңдеу жүйесі және көз түбі деректерін талдаумен диабеттік ретинопатияны емдеу кезіндегі лазерлік коагуляцияны қолдау</w:t>
       </w:r>
     </w:p>
     <w:p>
@@ -156,8 +161,9 @@
           <w:b w:val="0"/>
           <w:i w:val="0"/>
           <w:sz w:val="28"/>
+          <w:u w:val="none"/>
         </w:rPr>
-        <w:t>8D06104 – Есептеу техникасы және бағдарламалық жасақтама</w:t>
+        <w:t>8D06102 – Компьютерлік және программалық инженерия</w:t>
       </w:r>
     </w:p>
     <w:p>
@@ -178,6 +184,7 @@
           <w:b w:val="0"/>
           <w:i w:val="0"/>
           <w:sz w:val="28"/>
+          <w:u w:val="none"/>
         </w:rPr>
         <w:t>Философия докторы (PhD) дәрежесін</w:t>
       </w:r>
@@ -194,6 +201,7 @@
           <w:b w:val="0"/>
           <w:i w:val="0"/>
           <w:sz w:val="28"/>
+          <w:u w:val="none"/>
         </w:rPr>
         <w:t>алуға арналған диссертация</w:t>
       </w:r>
@@ -228,6 +236,7 @@
           <w:b w:val="0"/>
           <w:i w:val="0"/>
           <w:sz w:val="28"/>
+          <w:u w:val="none"/>
         </w:rPr>
         <w:t>Ғылыми консультанты</w:t>
       </w:r>
@@ -244,6 +253,7 @@
           <w:b w:val="0"/>
           <w:i w:val="0"/>
           <w:sz w:val="28"/>
+          <w:u w:val="none"/>
         </w:rPr>
         <w:t>физика-математика ғылымдарының кандидаты,</w:t>
       </w:r>
@@ -260,6 +270,7 @@
           <w:b w:val="0"/>
           <w:i w:val="0"/>
           <w:sz w:val="28"/>
+          <w:u w:val="none"/>
         </w:rPr>
         <w:t>қауымдастырылған профессор, Халықаралық ақпараттық технологиялар университеті</w:t>
       </w:r>
@@ -276,6 +287,7 @@
           <w:b w:val="0"/>
           <w:i w:val="0"/>
           <w:sz w:val="28"/>
+          <w:u w:val="none"/>
         </w:rPr>
         <w:t>Сапакова С.З.</w:t>
       </w:r>
@@ -299,6 +311,7 @@
           <w:b w:val="0"/>
           <w:i w:val="0"/>
           <w:sz w:val="28"/>
+          <w:u w:val="none"/>
         </w:rPr>
         <w:t>Шетелдік ғылыми консультанты</w:t>
       </w:r>
@@ -315,6 +328,7 @@
           <w:b w:val="0"/>
           <w:i w:val="0"/>
           <w:sz w:val="28"/>
+          <w:u w:val="none"/>
         </w:rPr>
         <w:t>профессор, Universiti Putra Malaysia</w:t>
       </w:r>
@@ -331,6 +345,7 @@
           <w:b w:val="0"/>
           <w:i w:val="0"/>
           <w:sz w:val="28"/>
+          <w:u w:val="none"/>
         </w:rPr>
         <w:t>Al-Haddad S.A.R.</w:t>
       </w:r>
@@ -383,6 +398,7 @@
           <w:b w:val="0"/>
           <w:i w:val="0"/>
           <w:sz w:val="28"/>
+          <w:u w:val="none"/>
         </w:rPr>
         <w:t>Қазақстан Республикасы</w:t>
       </w:r>
@@ -399,6 +415,7 @@
           <w:b w:val="0"/>
           <w:i w:val="0"/>
           <w:sz w:val="28"/>
+          <w:u w:val="none"/>
         </w:rPr>
         <w:t>Алматы, 2026</w:t>
       </w:r>
